--- a/documentos/resources/termo_autorizacao.docx
+++ b/documentos/resources/termo_autorizacao.docx
@@ -794,7 +794,7 @@
         <w:szCs w:val="14"/>
         <w:lang w:val="pt-BR"/>
       </w:rPr>
-      <w:t>{{unidade_rodape}}- {{endereco}}  {{telefone}} – {{email}}</w:t>
+      <w:t>{{unidade_rodape}}</w:t>
     </w:r>
   </w:p>
   <w:p>

--- a/documentos/resources/termo_autorizacao.docx
+++ b/documentos/resources/termo_autorizacao.docx
@@ -704,7 +704,7 @@
         <wp:inline distT="0" distB="0" distL="0" distR="0">
           <wp:extent cx="714375" cy="209550"/>
           <wp:effectExtent l="0" t="0" r="0" b="0"/>
-          <wp:docPr id="3" name="Figura2"/>
+          <wp:docPr id="3" name="Figura3"/>
           <wp:cNvGraphicFramePr>
             <a:graphicFrameLocks xmlns:a="http://schemas.openxmlformats.org/drawingml/2006/main" noChangeAspect="1"/>
           </wp:cNvGraphicFramePr>
@@ -712,7 +712,7 @@
             <a:graphicData uri="http://schemas.openxmlformats.org/drawingml/2006/picture">
               <pic:pic xmlns:pic="http://schemas.openxmlformats.org/drawingml/2006/picture">
                 <pic:nvPicPr>
-                  <pic:cNvPr id="3" name="Figura2"/>
+                  <pic:cNvPr id="3" name="Figura3"/>
                   <pic:cNvPicPr>
                     <a:picLocks noChangeAspect="1" noChangeArrowheads="1"/>
                   </pic:cNvPicPr>
@@ -990,7 +990,7 @@
         <wp:inline distT="0" distB="0" distL="0" distR="0">
           <wp:extent cx="714375" cy="209550"/>
           <wp:effectExtent l="0" t="0" r="0" b="0"/>
-          <wp:docPr id="4" name="Figura2"/>
+          <wp:docPr id="4" name="Figura3"/>
           <wp:cNvGraphicFramePr>
             <a:graphicFrameLocks xmlns:a="http://schemas.openxmlformats.org/drawingml/2006/main" noChangeAspect="1"/>
           </wp:cNvGraphicFramePr>
@@ -998,7 +998,7 @@
             <a:graphicData uri="http://schemas.openxmlformats.org/drawingml/2006/picture">
               <pic:pic xmlns:pic="http://schemas.openxmlformats.org/drawingml/2006/picture">
                 <pic:nvPicPr>
-                  <pic:cNvPr id="4" name="Figura2"/>
+                  <pic:cNvPr id="4" name="Figura3"/>
                   <pic:cNvPicPr>
                     <a:picLocks noChangeAspect="1" noChangeArrowheads="1"/>
                   </pic:cNvPicPr>
@@ -1408,44 +1408,6 @@
         <w:szCs w:val="24"/>
         <w:lang w:val="en-US"/>
       </w:rPr>
-      <w:t>{{divisao}}</w:t>
-    </w:r>
-  </w:p>
-  <w:p>
-    <w:pPr>
-      <w:pStyle w:val="Normal"/>
-      <w:widowControl w:val="false"/>
-      <w:spacing w:lineRule="auto" w:line="240"/>
-      <w:ind w:end="4"/>
-      <w:jc w:val="center"/>
-      <w:rPr>
-        <w:rFonts w:ascii="Arial" w:hAnsi="Arial" w:eastAsia="Arial" w:cs="Arial"/>
-        <w:b w:val="false"/>
-        <w:bCs w:val="false"/>
-        <w:i w:val="false"/>
-        <w:iCs w:val="false"/>
-        <w:caps w:val="false"/>
-        <w:smallCaps w:val="false"/>
-        <w:color w:themeColor="text1" w:val="000000"/>
-        <w:sz w:val="24"/>
-        <w:szCs w:val="24"/>
-        <w:lang w:val="pt-BR"/>
-      </w:rPr>
-    </w:pPr>
-    <w:r>
-      <w:rPr>
-        <w:rFonts w:eastAsia="Arial" w:cs="Arial" w:ascii="Arial" w:hAnsi="Arial"/>
-        <w:b/>
-        <w:bCs/>
-        <w:i w:val="false"/>
-        <w:iCs w:val="false"/>
-        <w:caps w:val="false"/>
-        <w:smallCaps w:val="false"/>
-        <w:color w:themeColor="text1" w:val="000000"/>
-        <w:sz w:val="24"/>
-        <w:szCs w:val="24"/>
-        <w:lang w:val="en-US"/>
-      </w:rPr>
       <w:t>{{unidade}}</w:t>
     </w:r>
   </w:p>
@@ -1617,44 +1579,6 @@
         <w:lang w:val="en-US"/>
       </w:rPr>
       <w:t>POLÍCIA CIVIL DO PARANÁ</w:t>
-    </w:r>
-  </w:p>
-  <w:p>
-    <w:pPr>
-      <w:pStyle w:val="Normal"/>
-      <w:widowControl w:val="false"/>
-      <w:spacing w:lineRule="auto" w:line="240"/>
-      <w:ind w:end="4"/>
-      <w:jc w:val="center"/>
-      <w:rPr>
-        <w:rFonts w:ascii="Arial" w:hAnsi="Arial" w:eastAsia="Arial" w:cs="Arial"/>
-        <w:b w:val="false"/>
-        <w:bCs w:val="false"/>
-        <w:i w:val="false"/>
-        <w:iCs w:val="false"/>
-        <w:caps w:val="false"/>
-        <w:smallCaps w:val="false"/>
-        <w:color w:themeColor="text1" w:val="000000"/>
-        <w:sz w:val="24"/>
-        <w:szCs w:val="24"/>
-        <w:lang w:val="pt-BR"/>
-      </w:rPr>
-    </w:pPr>
-    <w:r>
-      <w:rPr>
-        <w:rFonts w:eastAsia="Arial" w:cs="Arial" w:ascii="Arial" w:hAnsi="Arial"/>
-        <w:b/>
-        <w:bCs/>
-        <w:i w:val="false"/>
-        <w:iCs w:val="false"/>
-        <w:caps w:val="false"/>
-        <w:smallCaps w:val="false"/>
-        <w:color w:themeColor="text1" w:val="000000"/>
-        <w:sz w:val="24"/>
-        <w:szCs w:val="24"/>
-        <w:lang w:val="en-US"/>
-      </w:rPr>
-      <w:t>{{divisao}}</w:t>
     </w:r>
   </w:p>
   <w:p>
@@ -2098,6 +2022,7 @@
     <w:qFormat/>
     <w:pPr>
       <w:widowControl/>
+      <w:suppressAutoHyphens w:val="true"/>
       <w:bidi w:val="0"/>
       <w:spacing w:before="0" w:after="0"/>
       <w:jc w:val="start"/>
@@ -2297,6 +2222,32 @@
       <w:rFonts w:cs="Lucida Sans"/>
     </w:rPr>
   </w:style>
+  <w:style w:type="paragraph" w:styleId="Ttulouser">
+    <w:name w:val="Título (user)"/>
+    <w:basedOn w:val="Normal"/>
+    <w:next w:val="BodyText"/>
+    <w:qFormat/>
+    <w:pPr>
+      <w:keepNext w:val="true"/>
+      <w:spacing w:before="240" w:after="120"/>
+    </w:pPr>
+    <w:rPr>
+      <w:rFonts w:ascii="Liberation Sans" w:hAnsi="Liberation Sans" w:eastAsia="Microsoft YaHei" w:cs="Lucida Sans"/>
+      <w:sz w:val="28"/>
+      <w:szCs w:val="28"/>
+    </w:rPr>
+  </w:style>
+  <w:style w:type="paragraph" w:styleId="ndiceuser">
+    <w:name w:val="Índice (user)"/>
+    <w:basedOn w:val="Normal"/>
+    <w:qFormat/>
+    <w:pPr>
+      <w:suppressLineNumbers/>
+    </w:pPr>
+    <w:rPr>
+      <w:rFonts w:cs="Lucida Sans"/>
+    </w:rPr>
+  </w:style>
   <w:style w:type="paragraph" w:styleId="Title">
     <w:name w:val="Title"/>
     <w:basedOn w:val="Normal"/>
@@ -2335,6 +2286,13 @@
       <w:szCs w:val="48"/>
     </w:rPr>
   </w:style>
+  <w:style w:type="paragraph" w:styleId="Cabealhoerodapuser">
+    <w:name w:val="Cabeçalho e rodapé (user)"/>
+    <w:basedOn w:val="Normal"/>
+    <w:qFormat/>
+    <w:pPr/>
+    <w:rPr/>
+  </w:style>
   <w:style w:type="paragraph" w:styleId="Cabealhoerodap">
     <w:name w:val="Cabeçalho e rodapé"/>
     <w:basedOn w:val="Normal"/>
@@ -2344,18 +2302,18 @@
   </w:style>
   <w:style w:type="paragraph" w:styleId="Header">
     <w:name w:val="header"/>
-    <w:basedOn w:val="Cabealhoerodap"/>
+    <w:basedOn w:val="Cabealhoerodapuser"/>
     <w:pPr/>
     <w:rPr/>
   </w:style>
   <w:style w:type="paragraph" w:styleId="Footer">
     <w:name w:val="footer"/>
-    <w:basedOn w:val="Cabealhoerodap"/>
+    <w:basedOn w:val="Cabealhoerodapuser"/>
     <w:pPr/>
     <w:rPr/>
   </w:style>
-  <w:style w:type="numbering" w:styleId="Semlista" w:default="1">
-    <w:name w:val="Sem lista"/>
+  <w:style w:type="numbering" w:styleId="Semlistauser" w:default="1">
+    <w:name w:val="Sem lista (user)"/>
     <w:uiPriority w:val="99"/>
     <w:semiHidden/>
     <w:unhideWhenUsed/>
